--- a/Software Validation from Datasets/Evaluation Tool/docs/automated_evaluation/Word Documents/5_credential_and_asset_setup.docx
+++ b/Software Validation from Datasets/Evaluation Tool/docs/automated_evaluation/Word Documents/5_credential_and_asset_setup.docx
@@ -5,26 +5,120 @@
     <w:p>
       <w:pPr>
         <w:pStyle w:val="Title"/>
-        <w:pBdr>
-          <w:bottom w:val="single" w:sz="8" w:color="1F4E79" w:space="4"/>
-        </w:pBdr>
       </w:pPr>
       <w:r>
         <w:t>Credential, licence, and model-asset setup</w:t>
       </w:r>
     </w:p>
     <w:p>
+      <w:pPr>
+        <w:pStyle w:val="Subtitle"/>
+      </w:pPr>
       <w:r>
-        <w:t xml:space="preserve">The frozen Whisper Base campaign candidate requires </w:t>
+        <w:t>Operational contract • generated from version-controlled Markdown</w:t>
       </w:r>
+    </w:p>
+    <w:p>
       <w:r>
-        <w:rPr>
-          <w:b/>
-        </w:rPr>
-        <w:t>no API key</w:t>
+        <w:t>The CPU and CUDA Whisper Base campaigns require no API key. Pyannote, Falcon, NeMo, and WeNet are excluded from its runnable work. The steps below are for future component qualification and must be performed only by the owner of the relevant account/licence.</w:t>
       </w:r>
+    </w:p>
+    <w:p>
+      <w:pPr>
+        <w:pStyle w:val="Heading2"/>
+      </w:pPr>
       <w:r>
-        <w:t>. Pyannote, Falcon, NeMo, and WeNet are excluded from its runnable work. The steps below are for future component qualification and must be performed only by the owner of the relevant account/licence.</w:t>
+        <w:t>Production CPU/CUDA asset setup</w:t>
+      </w:r>
+    </w:p>
+    <w:p>
+      <w:r>
+        <w:t>Both modes require the same local asset and prohibit inference-time downloads:</w:t>
+      </w:r>
+    </w:p>
+    <w:p>
+      <w:pPr>
+        <w:pStyle w:val="ListBullet"/>
+      </w:pPr>
+      <w:r>
+        <w:t>path: models/cache/whisper/base.pt;</w:t>
+      </w:r>
+    </w:p>
+    <w:p>
+      <w:pPr>
+        <w:pStyle w:val="ListBullet"/>
+      </w:pPr>
+      <w:r>
+        <w:t>bytes: 145,262,807;</w:t>
+      </w:r>
+    </w:p>
+    <w:p>
+      <w:pPr>
+        <w:pStyle w:val="ListBullet"/>
+      </w:pPr>
+      <w:r>
+        <w:t>SHA-256: ED3A0B6B1C0EDF879AD9B11B1AF5A0E6AB5DB9205F891F668F8B0E6C6326E34E.</w:t>
+      </w:r>
+    </w:p>
+    <w:p>
+      <w:r>
+        <w:t>Use the supported setup front door from the repository root:</w:t>
+      </w:r>
+    </w:p>
+    <w:tbl>
+      <w:tblPr>
+        <w:tblW w:type="auto" w:w="0"/>
+        <w:jc w:val="center"/>
+        <w:tblLayout w:type="autofit"/>
+        <w:tblLook w:firstColumn="1" w:firstRow="1" w:lastColumn="0" w:lastRow="0" w:noHBand="0" w:noVBand="1" w:val="04A0"/>
+      </w:tblPr>
+      <w:tblGrid>
+        <w:gridCol w:w="10570"/>
+      </w:tblGrid>
+      <w:tr>
+        <w:tc>
+          <w:tcPr>
+            <w:tcW w:type="dxa" w:w="10570"/>
+            <w:shd w:fill="F2F4F7"/>
+            <w:tcMar>
+              <w:top w:w="110" w:type="dxa"/>
+              <w:start w:w="110" w:type="dxa"/>
+              <w:bottom w:w="110" w:type="dxa"/>
+              <w:end w:w="110" w:type="dxa"/>
+            </w:tcMar>
+          </w:tcPr>
+          <w:p>
+            <w:pPr>
+              <w:spacing w:after="0"/>
+            </w:pPr>
+            <w:r>
+              <w:rPr>
+                <w:rFonts w:ascii="Consolas" w:hAnsi="Consolas"/>
+                <w:sz w:val="13"/>
+              </w:rPr>
+              <w:t>[powershell]</w:t>
+              <w:br/>
+              <w:t># CPU environment and model</w:t>
+              <w:br/>
+              <w:t>powershell -ExecutionPolicy Bypass -File scripts\prepare_execution_mode.ps1 -Mode cpu -InstallFFmpeg -DownloadModels</w:t>
+              <w:br/>
+              <w:br/>
+              <w:t># CUDA environment and the same model (run instead for CUDA)</w:t>
+              <w:br/>
+              <w:t>powershell -ExecutionPolicy Bypass -File scripts\prepare_execution_mode.ps1 -Mode cuda -InstallFFmpeg -DownloadModels</w:t>
+            </w:r>
+          </w:p>
+        </w:tc>
+      </w:tr>
+    </w:tbl>
+    <w:p>
+      <w:pPr>
+        <w:spacing w:after="0"/>
+      </w:pPr>
+    </w:p>
+    <w:p>
+      <w:r>
+        <w:t>The CPU environment is .venv with CPU PyTorch. CUDA is isolated in .stage8-envs/core-cuda with PyTorch 2.11.0+cu128. Neither command changes raw datasets. Licensed datasets and the exact Dining Room and Restaurant RIRs must be linked locally by the operator. Bedroom remains unresolved and must not be substituted.</w:t>
       </w:r>
     </w:p>
     <w:p>
@@ -32,40 +126,53 @@
         <w:t>Check presence without revealing values:</w:t>
       </w:r>
     </w:p>
+    <w:tbl>
+      <w:tblPr>
+        <w:tblW w:type="auto" w:w="0"/>
+        <w:jc w:val="center"/>
+        <w:tblLayout w:type="autofit"/>
+        <w:tblLook w:firstColumn="1" w:firstRow="1" w:lastColumn="0" w:lastRow="0" w:noHBand="0" w:noVBand="1" w:val="04A0"/>
+      </w:tblPr>
+      <w:tblGrid>
+        <w:gridCol w:w="10570"/>
+      </w:tblGrid>
+      <w:tr>
+        <w:tc>
+          <w:tcPr>
+            <w:tcW w:type="dxa" w:w="10570"/>
+            <w:shd w:fill="F2F4F7"/>
+            <w:tcMar>
+              <w:top w:w="110" w:type="dxa"/>
+              <w:start w:w="110" w:type="dxa"/>
+              <w:bottom w:w="110" w:type="dxa"/>
+              <w:end w:w="110" w:type="dxa"/>
+            </w:tcMar>
+          </w:tcPr>
+          <w:p>
+            <w:pPr>
+              <w:spacing w:after="0"/>
+            </w:pPr>
+            <w:r>
+              <w:rPr>
+                <w:rFonts w:ascii="Consolas" w:hAnsi="Consolas"/>
+                <w:sz w:val="13"/>
+              </w:rPr>
+              <w:t>[powershell]</w:t>
+              <w:br/>
+              <w:t>python scripts/launch_readiness_probe.py credentials</w:t>
+            </w:r>
+          </w:p>
+        </w:tc>
+      </w:tr>
+    </w:tbl>
     <w:p>
       <w:pPr>
-        <w:pStyle w:val="CodeBlock"/>
-        <w:shd w:fill="F3F4F6"/>
+        <w:spacing w:after="0"/>
       </w:pPr>
-      <w:r>
-        <w:t>python scripts/launch_readiness_probe.py credentials</w:t>
-      </w:r>
     </w:p>
     <w:p>
       <w:r>
-        <w:t xml:space="preserve">The command prints only </w:t>
-      </w:r>
-      <w:r>
-        <w:rPr>
-          <w:rFonts w:ascii="Consolas" w:hAnsi="Consolas"/>
-          <w:color w:val="1F2937"/>
-          <w:sz w:val="19"/>
-        </w:rPr>
-        <w:t>pyannote: READY/MISSING</w:t>
-      </w:r>
-      <w:r>
-        <w:t xml:space="preserve"> and </w:t>
-      </w:r>
-      <w:r>
-        <w:rPr>
-          <w:rFonts w:ascii="Consolas" w:hAnsi="Consolas"/>
-          <w:color w:val="1F2937"/>
-          <w:sz w:val="19"/>
-        </w:rPr>
-        <w:t>falcon: READY/MISSING</w:t>
-      </w:r>
-      <w:r>
-        <w:t>. It returns 0 only when both are ready and 2 when either is missing.</w:t>
+        <w:t>The command prints only pyannote: READY/MISSING and falcon: READY/MISSING. It returns 0 only when both are ready and 2 when either is missing.</w:t>
       </w:r>
     </w:p>
     <w:p>
@@ -81,18 +188,7 @@
         <w:pStyle w:val="ListBullet"/>
       </w:pPr>
       <w:r>
-        <w:t xml:space="preserve">Expected model: </w:t>
-      </w:r>
-      <w:r>
-        <w:rPr>
-          <w:rFonts w:ascii="Consolas" w:hAnsi="Consolas"/>
-          <w:color w:val="1F2937"/>
-          <w:sz w:val="19"/>
-        </w:rPr>
-        <w:t>pyannote/speaker-diarization-community-1</w:t>
-      </w:r>
-      <w:r>
-        <w:t xml:space="preserve"> (gated snapshot).</w:t>
+        <w:t>Expected model: pyannote/speaker-diarization-community-1 (gated snapshot).</w:t>
       </w:r>
     </w:p>
     <w:p>
@@ -100,19 +196,7 @@
         <w:pStyle w:val="ListBullet"/>
       </w:pPr>
       <w:r>
-        <w:t xml:space="preserve">Provider and terms: </w:t>
-      </w:r>
-      <w:hyperlink r:id="rId9">
-        <w:r>
-          <w:rPr>
-            <w:color w:val="0563C1"/>
-            <w:u w:val="single"/>
-          </w:rPr>
-          <w:t>official Community-1 model page</w:t>
-        </w:r>
-      </w:hyperlink>
-      <w:r>
-        <w:t>. Sign in to a Hugging Face account, accept the model's access conditions, and share the required contact information on that page.</w:t>
+        <w:t>Provider and terms: official Community-1 model page. Sign in to a Hugging Face account, accept the model's access conditions, and share the required contact information on that page.</w:t>
       </w:r>
     </w:p>
     <w:p>
@@ -120,19 +204,7 @@
         <w:pStyle w:val="ListBullet"/>
       </w:pPr>
       <w:r>
-        <w:t xml:space="preserve">Token: create a read or fine-grained read token following the </w:t>
-      </w:r>
-      <w:hyperlink r:id="rId10">
-        <w:r>
-          <w:rPr>
-            <w:color w:val="0563C1"/>
-            <w:u w:val="single"/>
-          </w:rPr>
-          <w:t>Hugging Face token guidance</w:t>
-        </w:r>
-      </w:hyperlink>
-      <w:r>
-        <w:t>; scope it only as broadly as needed to read the model.</w:t>
+        <w:t>Token: create a read or fine-grained read token following the Hugging Face token guidance; scope it only as broadly as needed to read the model.</w:t>
       </w:r>
     </w:p>
     <w:p>
@@ -140,31 +212,12 @@
         <w:pStyle w:val="ListBullet"/>
       </w:pPr>
       <w:r>
-        <w:t xml:space="preserve">Project variables: </w:t>
-      </w:r>
-      <w:r>
-        <w:rPr>
-          <w:rFonts w:ascii="Consolas" w:hAnsi="Consolas"/>
-          <w:color w:val="1F2937"/>
-          <w:sz w:val="19"/>
-        </w:rPr>
-        <w:t>PYANNOTE_LICENSE_ACCEPTED=1</w:t>
-      </w:r>
-      <w:r>
-        <w:t xml:space="preserve"> and</w:t>
+        <w:t>Project variables: PYANNOTE_LICENSE_ACCEPTED=1 and</w:t>
       </w:r>
     </w:p>
     <w:p>
       <w:r>
-        <w:rPr>
-          <w:rFonts w:ascii="Consolas" w:hAnsi="Consolas"/>
-          <w:color w:val="1F2937"/>
-          <w:sz w:val="19"/>
-        </w:rPr>
-        <w:t>PYANNOTE_AUTH_TOKEN=&lt;secret&gt;</w:t>
-      </w:r>
-      <w:r>
-        <w:t>.</w:t>
+        <w:t>PYANNOTE_AUTH_TOKEN=&lt;secret&gt;.</w:t>
       </w:r>
     </w:p>
     <w:p>
@@ -172,18 +225,7 @@
         <w:pStyle w:val="ListBullet"/>
       </w:pPr>
       <w:r>
-        <w:t xml:space="preserve">Cache: </w:t>
-      </w:r>
-      <w:r>
-        <w:rPr>
-          <w:rFonts w:ascii="Consolas" w:hAnsi="Consolas"/>
-          <w:color w:val="1F2937"/>
-          <w:sz w:val="19"/>
-        </w:rPr>
-        <w:t>models/cache/pyannote</w:t>
-      </w:r>
-      <w:r>
-        <w:t>.</w:t>
+        <w:t>Cache: models/cache/pyannote.</w:t>
       </w:r>
     </w:p>
     <w:p>
@@ -191,62 +233,86 @@
         <w:t>In a private PowerShell process, enter the token without printing it:</w:t>
       </w:r>
     </w:p>
+    <w:tbl>
+      <w:tblPr>
+        <w:tblW w:type="auto" w:w="0"/>
+        <w:jc w:val="center"/>
+        <w:tblLayout w:type="autofit"/>
+        <w:tblLook w:firstColumn="1" w:firstRow="1" w:lastColumn="0" w:lastRow="0" w:noHBand="0" w:noVBand="1" w:val="04A0"/>
+      </w:tblPr>
+      <w:tblGrid>
+        <w:gridCol w:w="10570"/>
+      </w:tblGrid>
+      <w:tr>
+        <w:tc>
+          <w:tcPr>
+            <w:tcW w:type="dxa" w:w="10570"/>
+            <w:shd w:fill="F2F4F7"/>
+            <w:tcMar>
+              <w:top w:w="110" w:type="dxa"/>
+              <w:start w:w="110" w:type="dxa"/>
+              <w:bottom w:w="110" w:type="dxa"/>
+              <w:end w:w="110" w:type="dxa"/>
+            </w:tcMar>
+          </w:tcPr>
+          <w:p>
+            <w:pPr>
+              <w:spacing w:after="0"/>
+            </w:pPr>
+            <w:r>
+              <w:rPr>
+                <w:rFonts w:ascii="Consolas" w:hAnsi="Consolas"/>
+                <w:sz w:val="13"/>
+              </w:rPr>
+              <w:t>[powershell]</w:t>
+              <w:br/>
+              <w:t>$env:PYANNOTE_LICENSE_ACCEPTED = '1'</w:t>
+              <w:br/>
+              <w:t>$pyannoteSecureToken = Read-Host -AsSecureString 'Hugging Face token'</w:t>
+              <w:br/>
+              <w:t>$pyannoteTokenPointer = [Runtime.InteropServices.Marshal]::SecureStringToBSTR($pyannoteSecureToken)</w:t>
+              <w:br/>
+              <w:t>try {</w:t>
+              <w:br/>
+              <w:t xml:space="preserve">  $env:PYANNOTE_AUTH_TOKEN = [Runtime.InteropServices.Marshal]::PtrToStringBSTR($pyannoteTokenPointer)</w:t>
+              <w:br/>
+              <w:t>} finally {</w:t>
+              <w:br/>
+              <w:t xml:space="preserve">  [Runtime.InteropServices.Marshal]::ZeroFreeBSTR($pyannoteTokenPointer)</w:t>
+              <w:br/>
+              <w:t>}</w:t>
+              <w:br/>
+              <w:br/>
+              <w:t>Set-Location &lt;just-peachy-repository&gt;</w:t>
+              <w:br/>
+              <w:t>powershell -ExecutionPolicy Bypass -File scripts/install_stage8_profile.ps1 `</w:t>
+              <w:br/>
+              <w:t xml:space="preserve">  -Profile credential-diarization -DownloadModels</w:t>
+              <w:br/>
+              <w:t>Set-Location 'Software Validation from Datasets/Evaluation Tool'</w:t>
+              <w:br/>
+              <w:t>python scripts/launch_readiness_probe.py credentials</w:t>
+              <w:br/>
+              <w:t>..\..\.stage8-envs\credential-diarization\Scripts\python.exe `</w:t>
+              <w:br/>
+              <w:t xml:space="preserve">  scripts/qualify_extended_backends.py `</w:t>
+              <w:br/>
+              <w:t xml:space="preserve">  --profile credential-diarization `</w:t>
+              <w:br/>
+              <w:t xml:space="preserve">  --backend pyannote_community</w:t>
+            </w:r>
+          </w:p>
+        </w:tc>
+      </w:tr>
+    </w:tbl>
     <w:p>
       <w:pPr>
-        <w:pStyle w:val="CodeBlock"/>
-        <w:shd w:fill="F3F4F6"/>
+        <w:spacing w:after="0"/>
       </w:pPr>
-      <w:r>
-        <w:t>$env:PYANNOTE_LICENSE_ACCEPTED = '1'</w:t>
-        <w:br/>
-        <w:t>$pyannoteSecureToken = Read-Host -AsSecureString 'Hugging Face token'</w:t>
-        <w:br/>
-        <w:t>$pyannoteTokenPointer = [Runtime.InteropServices.Marshal]::SecureStringToBSTR($pyannoteSecureToken)</w:t>
-        <w:br/>
-        <w:t>try {</w:t>
-        <w:br/>
-        <w:t xml:space="preserve">  $env:PYANNOTE_AUTH_TOKEN = [Runtime.InteropServices.Marshal]::PtrToStringBSTR($pyannoteTokenPointer)</w:t>
-        <w:br/>
-        <w:t>} finally {</w:t>
-        <w:br/>
-        <w:t xml:space="preserve">  [Runtime.InteropServices.Marshal]::ZeroFreeBSTR($pyannoteTokenPointer)</w:t>
-        <w:br/>
-        <w:t>}</w:t>
-        <w:br/>
-        <w:br/>
-        <w:t>Set-Location &lt;just-peachy-repository&gt;</w:t>
-        <w:br/>
-        <w:t>powershell -ExecutionPolicy Bypass -File scripts/install_stage8_profile.ps1 `</w:t>
-        <w:br/>
-        <w:t xml:space="preserve">  -Profile credential-diarization -DownloadModels</w:t>
-        <w:br/>
-        <w:t>Set-Location 'Software Validation from Datasets/Evaluation Tool'</w:t>
-        <w:br/>
-        <w:t>python scripts/launch_readiness_probe.py credentials</w:t>
-        <w:br/>
-        <w:t>..\..\.stage8-envs\credential-diarization\Scripts\python.exe `</w:t>
-        <w:br/>
-        <w:t xml:space="preserve">  scripts/qualify_extended_backends.py `</w:t>
-        <w:br/>
-        <w:t xml:space="preserve">  --profile credential-diarization `</w:t>
-        <w:br/>
-        <w:t xml:space="preserve">  --backend pyannote_community</w:t>
-      </w:r>
     </w:p>
     <w:p>
       <w:r>
-        <w:t xml:space="preserve">Success requires two real, contract-valid diarization outputs and retained qualification evidence; token presence alone is not qualification. A 401/403, missing snapshot, unaccepted terms, or </w:t>
-      </w:r>
-      <w:r>
-        <w:rPr>
-          <w:rFonts w:ascii="Consolas" w:hAnsi="Consolas"/>
-          <w:color w:val="1F2937"/>
-          <w:sz w:val="19"/>
-        </w:rPr>
-        <w:t>licence_action_required</w:t>
-      </w:r>
-      <w:r>
-        <w:t xml:space="preserve"> remains a blocker. Clear the process variables when finished.</w:t>
+        <w:t>Success requires two real, contract-valid diarization outputs and retained qualification evidence; token presence alone is not qualification. A 401/403, missing snapshot, unaccepted terms, or licence_action_required remains a blocker. Clear the process variables when finished.</w:t>
       </w:r>
     </w:p>
     <w:p>
@@ -262,31 +328,7 @@
         <w:pStyle w:val="ListBullet"/>
       </w:pPr>
       <w:r>
-        <w:t xml:space="preserve">Provider: </w:t>
-      </w:r>
-      <w:hyperlink r:id="rId11">
-        <w:r>
-          <w:rPr>
-            <w:color w:val="0563C1"/>
-            <w:u w:val="single"/>
-          </w:rPr>
-          <w:t>Picovoice Falcon Python quick start</w:t>
-        </w:r>
-      </w:hyperlink>
-      <w:r>
-        <w:t xml:space="preserve"> and </w:t>
-      </w:r>
-      <w:hyperlink r:id="rId12">
-        <w:r>
-          <w:rPr>
-            <w:color w:val="0563C1"/>
-            <w:u w:val="single"/>
-          </w:rPr>
-          <w:t>Falcon Python API</w:t>
-        </w:r>
-      </w:hyperlink>
-      <w:r>
-        <w:t>.</w:t>
+        <w:t>Provider: Picovoice Falcon Python quick start and Falcon Python API.</w:t>
       </w:r>
     </w:p>
     <w:p>
@@ -307,31 +349,12 @@
         <w:pStyle w:val="ListBullet"/>
       </w:pPr>
       <w:r>
-        <w:t xml:space="preserve">Project variables: </w:t>
-      </w:r>
-      <w:r>
-        <w:rPr>
-          <w:rFonts w:ascii="Consolas" w:hAnsi="Consolas"/>
-          <w:color w:val="1F2937"/>
-          <w:sz w:val="19"/>
-        </w:rPr>
-        <w:t>PICOVOICE_LICENSE_ACCEPTED=1</w:t>
-      </w:r>
-      <w:r>
-        <w:t xml:space="preserve"> and</w:t>
+        <w:t>Project variables: PICOVOICE_LICENSE_ACCEPTED=1 and</w:t>
       </w:r>
     </w:p>
     <w:p>
       <w:r>
-        <w:rPr>
-          <w:rFonts w:ascii="Consolas" w:hAnsi="Consolas"/>
-          <w:color w:val="1F2937"/>
-          <w:sz w:val="19"/>
-        </w:rPr>
-        <w:t>PICOVOICE_ACCESS_KEY=&lt;secret&gt;</w:t>
-      </w:r>
-      <w:r>
-        <w:t>.</w:t>
+        <w:t>PICOVOICE_ACCESS_KEY=&lt;secret&gt;.</w:t>
       </w:r>
     </w:p>
     <w:p>
@@ -339,29 +362,7 @@
         <w:pStyle w:val="ListBullet"/>
       </w:pPr>
       <w:r>
-        <w:t xml:space="preserve">Package/profile: </w:t>
-      </w:r>
-      <w:r>
-        <w:rPr>
-          <w:rFonts w:ascii="Consolas" w:hAnsi="Consolas"/>
-          <w:color w:val="1F2937"/>
-          <w:sz w:val="19"/>
-        </w:rPr>
-        <w:t>pvfalcon</w:t>
-      </w:r>
-      <w:r>
-        <w:t xml:space="preserve"> in </w:t>
-      </w:r>
-      <w:r>
-        <w:rPr>
-          <w:rFonts w:ascii="Consolas" w:hAnsi="Consolas"/>
-          <w:color w:val="1F2937"/>
-          <w:sz w:val="19"/>
-        </w:rPr>
-        <w:t>credential-diarization</w:t>
-      </w:r>
-      <w:r>
-        <w:t>; there is no shared</w:t>
+        <w:t>Package/profile: pvfalcon in credential-diarization; there is no shared</w:t>
       </w:r>
     </w:p>
     <w:p>
@@ -369,47 +370,82 @@
         <w:t>model file in the project asset registry.</w:t>
       </w:r>
     </w:p>
+    <w:tbl>
+      <w:tblPr>
+        <w:tblW w:type="auto" w:w="0"/>
+        <w:jc w:val="center"/>
+        <w:tblLayout w:type="autofit"/>
+        <w:tblLook w:firstColumn="1" w:firstRow="1" w:lastColumn="0" w:lastRow="0" w:noHBand="0" w:noVBand="1" w:val="04A0"/>
+      </w:tblPr>
+      <w:tblGrid>
+        <w:gridCol w:w="10570"/>
+      </w:tblGrid>
+      <w:tr>
+        <w:tc>
+          <w:tcPr>
+            <w:tcW w:type="dxa" w:w="10570"/>
+            <w:shd w:fill="F2F4F7"/>
+            <w:tcMar>
+              <w:top w:w="110" w:type="dxa"/>
+              <w:start w:w="110" w:type="dxa"/>
+              <w:bottom w:w="110" w:type="dxa"/>
+              <w:end w:w="110" w:type="dxa"/>
+            </w:tcMar>
+          </w:tcPr>
+          <w:p>
+            <w:pPr>
+              <w:spacing w:after="0"/>
+            </w:pPr>
+            <w:r>
+              <w:rPr>
+                <w:rFonts w:ascii="Consolas" w:hAnsi="Consolas"/>
+                <w:sz w:val="13"/>
+              </w:rPr>
+              <w:t>[powershell]</w:t>
+              <w:br/>
+              <w:t>$env:PICOVOICE_LICENSE_ACCEPTED = '1'</w:t>
+              <w:br/>
+              <w:t>$falconSecureKey = Read-Host -AsSecureString 'Picovoice AccessKey'</w:t>
+              <w:br/>
+              <w:t>$falconKeyPointer = [Runtime.InteropServices.Marshal]::SecureStringToBSTR($falconSecureKey)</w:t>
+              <w:br/>
+              <w:t>try {</w:t>
+              <w:br/>
+              <w:t xml:space="preserve">  $env:PICOVOICE_ACCESS_KEY = [Runtime.InteropServices.Marshal]::PtrToStringBSTR($falconKeyPointer)</w:t>
+              <w:br/>
+              <w:t>} finally {</w:t>
+              <w:br/>
+              <w:t xml:space="preserve">  [Runtime.InteropServices.Marshal]::ZeroFreeBSTR($falconKeyPointer)</w:t>
+              <w:br/>
+              <w:t>}</w:t>
+              <w:br/>
+              <w:br/>
+              <w:t>Set-Location &lt;just-peachy-repository&gt;</w:t>
+              <w:br/>
+              <w:t>powershell -ExecutionPolicy Bypass -File scripts/install_stage8_profile.ps1 `</w:t>
+              <w:br/>
+              <w:t xml:space="preserve">  -Profile credential-diarization</w:t>
+              <w:br/>
+              <w:t>Set-Location 'Software Validation from Datasets/Evaluation Tool'</w:t>
+              <w:br/>
+              <w:t>python scripts/launch_readiness_probe.py credentials</w:t>
+              <w:br/>
+              <w:t>..\..\.stage8-envs\credential-diarization\Scripts\python.exe `</w:t>
+              <w:br/>
+              <w:t xml:space="preserve">  scripts/qualify_extended_backends.py `</w:t>
+              <w:br/>
+              <w:t xml:space="preserve">  --profile credential-diarization `</w:t>
+              <w:br/>
+              <w:t xml:space="preserve">  --backend picovoice_falcon</w:t>
+            </w:r>
+          </w:p>
+        </w:tc>
+      </w:tr>
+    </w:tbl>
     <w:p>
       <w:pPr>
-        <w:pStyle w:val="CodeBlock"/>
-        <w:shd w:fill="F3F4F6"/>
+        <w:spacing w:after="0"/>
       </w:pPr>
-      <w:r>
-        <w:t>$env:PICOVOICE_LICENSE_ACCEPTED = '1'</w:t>
-        <w:br/>
-        <w:t>$falconSecureKey = Read-Host -AsSecureString 'Picovoice AccessKey'</w:t>
-        <w:br/>
-        <w:t>$falconKeyPointer = [Runtime.InteropServices.Marshal]::SecureStringToBSTR($falconSecureKey)</w:t>
-        <w:br/>
-        <w:t>try {</w:t>
-        <w:br/>
-        <w:t xml:space="preserve">  $env:PICOVOICE_ACCESS_KEY = [Runtime.InteropServices.Marshal]::PtrToStringBSTR($falconKeyPointer)</w:t>
-        <w:br/>
-        <w:t>} finally {</w:t>
-        <w:br/>
-        <w:t xml:space="preserve">  [Runtime.InteropServices.Marshal]::ZeroFreeBSTR($falconKeyPointer)</w:t>
-        <w:br/>
-        <w:t>}</w:t>
-        <w:br/>
-        <w:br/>
-        <w:t>Set-Location &lt;just-peachy-repository&gt;</w:t>
-        <w:br/>
-        <w:t>powershell -ExecutionPolicy Bypass -File scripts/install_stage8_profile.ps1 `</w:t>
-        <w:br/>
-        <w:t xml:space="preserve">  -Profile credential-diarization</w:t>
-        <w:br/>
-        <w:t>Set-Location 'Software Validation from Datasets/Evaluation Tool'</w:t>
-        <w:br/>
-        <w:t>python scripts/launch_readiness_probe.py credentials</w:t>
-        <w:br/>
-        <w:t>..\..\.stage8-envs\credential-diarization\Scripts\python.exe `</w:t>
-        <w:br/>
-        <w:t xml:space="preserve">  scripts/qualify_extended_backends.py `</w:t>
-        <w:br/>
-        <w:t xml:space="preserve">  --profile credential-diarization `</w:t>
-        <w:br/>
-        <w:t xml:space="preserve">  --backend picovoice_falcon</w:t>
-      </w:r>
     </w:p>
     <w:p>
       <w:r>
@@ -426,69 +462,58 @@
     </w:p>
     <w:p>
       <w:r>
-        <w:t xml:space="preserve">NeMo has no project API key, but the current profile is Linux-only and requires an NVIDIA GPU, working CUDA/driver, Python 3.12, pinned packages, a local </w:t>
-      </w:r>
-      <w:r>
-        <w:rPr>
-          <w:rFonts w:ascii="Consolas" w:hAnsi="Consolas"/>
-          <w:color w:val="1F2937"/>
-          <w:sz w:val="19"/>
-        </w:rPr>
-        <w:t>models/cache/nemo/diarization/config.yaml</w:t>
-      </w:r>
-      <w:r>
-        <w:t xml:space="preserve">, and every active local checkpoint referenced by that config. Windows </w:t>
-      </w:r>
-      <w:r>
-        <w:rPr>
-          <w:rFonts w:ascii="Consolas" w:hAnsi="Consolas"/>
-          <w:color w:val="1F2937"/>
-          <w:sz w:val="19"/>
-        </w:rPr>
-        <w:t>core-cpu</w:t>
-      </w:r>
-      <w:r>
-        <w:t xml:space="preserve"> is incompatible. Follow the </w:t>
-      </w:r>
-      <w:hyperlink r:id="rId13">
-        <w:r>
-          <w:rPr>
-            <w:color w:val="0563C1"/>
-            <w:u w:val="single"/>
-          </w:rPr>
-          <w:t>official NeMo installation documentation</w:t>
-        </w:r>
-      </w:hyperlink>
-      <w:r>
-        <w:t xml:space="preserve"> and </w:t>
-      </w:r>
-      <w:hyperlink r:id="rId14">
-        <w:r>
-          <w:rPr>
-            <w:color w:val="0563C1"/>
-            <w:u w:val="single"/>
-          </w:rPr>
-          <w:t>speaker diarization model documentation</w:t>
-        </w:r>
-      </w:hyperlink>
-      <w:r>
-        <w:t>, then use the repository's pinned script:</w:t>
+        <w:t>NeMo has no project API key, but the current profile is Linux-only and requires an NVIDIA GPU, working CUDA/driver, Python 3.12, pinned packages, a local models/cache/nemo/diarization/config.yaml, and every active local checkpoint referenced by that config. Windows core-cpu is incompatible. Follow the official NeMo installation documentation and speaker diarization model documentation, then use the repository's pinned script:</w:t>
       </w:r>
     </w:p>
+    <w:tbl>
+      <w:tblPr>
+        <w:tblW w:type="auto" w:w="0"/>
+        <w:jc w:val="center"/>
+        <w:tblLayout w:type="autofit"/>
+        <w:tblLook w:firstColumn="1" w:firstRow="1" w:lastColumn="0" w:lastRow="0" w:noHBand="0" w:noVBand="1" w:val="04A0"/>
+      </w:tblPr>
+      <w:tblGrid>
+        <w:gridCol w:w="10570"/>
+      </w:tblGrid>
+      <w:tr>
+        <w:tc>
+          <w:tcPr>
+            <w:tcW w:type="dxa" w:w="10570"/>
+            <w:shd w:fill="F2F4F7"/>
+            <w:tcMar>
+              <w:top w:w="110" w:type="dxa"/>
+              <w:start w:w="110" w:type="dxa"/>
+              <w:bottom w:w="110" w:type="dxa"/>
+              <w:end w:w="110" w:type="dxa"/>
+            </w:tcMar>
+          </w:tcPr>
+          <w:p>
+            <w:pPr>
+              <w:spacing w:after="0"/>
+            </w:pPr>
+            <w:r>
+              <w:rPr>
+                <w:rFonts w:ascii="Consolas" w:hAnsi="Consolas"/>
+                <w:sz w:val="13"/>
+              </w:rPr>
+              <w:t>[bash]</w:t>
+              <w:br/>
+              <w:t>bash scripts/install_stage8_nemo_linux.sh</w:t>
+              <w:br/>
+              <w:t>.stage8-envs/nemo-linux-cuda/bin/python \</w:t>
+              <w:br/>
+              <w:t xml:space="preserve">  "Software Validation from Datasets/Evaluation Tool/scripts/qualify_extended_backends.py" \</w:t>
+              <w:br/>
+              <w:t xml:space="preserve">  --profile nemo-linux-cuda --backend nemo_diarization --device cuda</w:t>
+            </w:r>
+          </w:p>
+        </w:tc>
+      </w:tr>
+    </w:tbl>
     <w:p>
       <w:pPr>
-        <w:pStyle w:val="CodeBlock"/>
-        <w:shd w:fill="F3F4F6"/>
+        <w:spacing w:after="0"/>
       </w:pPr>
-      <w:r>
-        <w:t>bash scripts/install_stage8_nemo_linux.sh</w:t>
-        <w:br/>
-        <w:t>.stage8-envs/nemo-linux-cuda/bin/python \</w:t>
-        <w:br/>
-        <w:t xml:space="preserve">  "Software Validation from Datasets/Evaluation Tool/scripts/qualify_extended_backends.py" \</w:t>
-        <w:br/>
-        <w:t xml:space="preserve">  --profile nemo-linux-cuda --backend nemo_diarization --device cuda</w:t>
-      </w:r>
     </w:p>
     <w:p>
       <w:r>
@@ -505,63 +530,7 @@
     </w:p>
     <w:p>
       <w:r>
-        <w:t xml:space="preserve">The configured adapter calls </w:t>
-      </w:r>
-      <w:r>
-        <w:rPr>
-          <w:rFonts w:ascii="Consolas" w:hAnsi="Consolas"/>
-          <w:color w:val="1F2937"/>
-          <w:sz w:val="19"/>
-        </w:rPr>
-        <w:t>torch.jit.load(final.zip)</w:t>
-      </w:r>
-      <w:r>
-        <w:t xml:space="preserve">. The repository- approved archive currently contains </w:t>
-      </w:r>
-      <w:r>
-        <w:rPr>
-          <w:rFonts w:ascii="Consolas" w:hAnsi="Consolas"/>
-          <w:color w:val="1F2937"/>
-          <w:sz w:val="19"/>
-        </w:rPr>
-        <w:t>final.pt</w:t>
-      </w:r>
-      <w:r>
-        <w:t xml:space="preserve">, so it is retained only as provenance and does not satisfy the runtime contract. Renaming it is forbidden. The expected location is </w:t>
-      </w:r>
-      <w:r>
-        <w:rPr>
-          <w:rFonts w:ascii="Consolas" w:hAnsi="Consolas"/>
-          <w:color w:val="1F2937"/>
-          <w:sz w:val="19"/>
-        </w:rPr>
-        <w:t>models/cache/wenet/asr/librispeech_u2pp_conformer_exp/final.zip</w:t>
-      </w:r>
-      <w:r>
-        <w:t xml:space="preserve">, alongside </w:t>
-      </w:r>
-      <w:r>
-        <w:rPr>
-          <w:rFonts w:ascii="Consolas" w:hAnsi="Consolas"/>
-          <w:color w:val="1F2937"/>
-          <w:sz w:val="19"/>
-        </w:rPr>
-        <w:t>units.txt</w:t>
-      </w:r>
-      <w:r>
-        <w:t xml:space="preserve">. Use only an official, licence-reviewed source such as the </w:t>
-      </w:r>
-      <w:hyperlink r:id="rId15">
-        <w:r>
-          <w:rPr>
-            <w:color w:val="0563C1"/>
-            <w:u w:val="single"/>
-          </w:rPr>
-          <w:t>WeNet project</w:t>
-        </w:r>
-      </w:hyperlink>
-      <w:r>
-        <w:t>; no compatible download URL is currently approved in this repository.</w:t>
+        <w:t>The configured adapter calls torch.jit.load(final.zip). The repository- approved archive currently contains final.pt, so it is retained only as provenance and does not satisfy the runtime contract. Renaming it is forbidden. The expected location is models/cache/wenet/asr/librispeech_u2pp_conformer_exp/final.zip, alongside units.txt. Use only an official, licence-reviewed source such as the WeNet project; no compatible download URL is currently approved in this repository.</w:t>
       </w:r>
     </w:p>
     <w:p>
@@ -569,20 +538,55 @@
         <w:t>After an exact compatible asset is acquired and hashed:</w:t>
       </w:r>
     </w:p>
+    <w:tbl>
+      <w:tblPr>
+        <w:tblW w:type="auto" w:w="0"/>
+        <w:jc w:val="center"/>
+        <w:tblLayout w:type="autofit"/>
+        <w:tblLook w:firstColumn="1" w:firstRow="1" w:lastColumn="0" w:lastRow="0" w:noHBand="0" w:noVBand="1" w:val="04A0"/>
+      </w:tblPr>
+      <w:tblGrid>
+        <w:gridCol w:w="10570"/>
+      </w:tblGrid>
+      <w:tr>
+        <w:tc>
+          <w:tcPr>
+            <w:tcW w:type="dxa" w:w="10570"/>
+            <w:shd w:fill="F2F4F7"/>
+            <w:tcMar>
+              <w:top w:w="110" w:type="dxa"/>
+              <w:start w:w="110" w:type="dxa"/>
+              <w:bottom w:w="110" w:type="dxa"/>
+              <w:end w:w="110" w:type="dxa"/>
+            </w:tcMar>
+          </w:tcPr>
+          <w:p>
+            <w:pPr>
+              <w:spacing w:after="0"/>
+            </w:pPr>
+            <w:r>
+              <w:rPr>
+                <w:rFonts w:ascii="Consolas" w:hAnsi="Consolas"/>
+                <w:sz w:val="13"/>
+              </w:rPr>
+              <w:t>[powershell]</w:t>
+              <w:br/>
+              <w:t>powershell -ExecutionPolicy Bypass -File scripts/install_stage8_profile.ps1 -Profile wenet</w:t>
+              <w:br/>
+              <w:t>.stage8-envs\wenet\Scripts\python.exe `</w:t>
+              <w:br/>
+              <w:t xml:space="preserve">  "Software Validation from Datasets\Evaluation Tool\scripts\qualify_extended_backends.py" `</w:t>
+              <w:br/>
+              <w:t xml:space="preserve">  --profile wenet --backend wenet</w:t>
+            </w:r>
+          </w:p>
+        </w:tc>
+      </w:tr>
+    </w:tbl>
     <w:p>
       <w:pPr>
-        <w:pStyle w:val="CodeBlock"/>
-        <w:shd w:fill="F3F4F6"/>
+        <w:spacing w:after="0"/>
       </w:pPr>
-      <w:r>
-        <w:t>powershell -ExecutionPolicy Bypass -File scripts/install_stage8_profile.ps1 -Profile wenet</w:t>
-        <w:br/>
-        <w:t>.stage8-envs\wenet\Scripts\python.exe `</w:t>
-        <w:br/>
-        <w:t xml:space="preserve">  "Software Validation from Datasets\Evaluation Tool\scripts\qualify_extended_backends.py" `</w:t>
-        <w:br/>
-        <w:t xml:space="preserve">  --profile wenet --backend wenet</w:t>
-      </w:r>
     </w:p>
     <w:p>
       <w:r>
@@ -603,9 +607,10 @@
       </w:r>
     </w:p>
     <w:sectPr>
-      <w:footerReference w:type="default" r:id="rId16"/>
+      <w:headerReference w:type="default" r:id="rId9"/>
+      <w:footerReference w:type="default" r:id="rId10"/>
       <w:pgSz w:w="12240" w:h="15840"/>
-      <w:pgMar w:top="979" w:right="1037" w:bottom="979" w:left="1037" w:header="720" w:footer="720" w:gutter="0"/>
+      <w:pgMar w:top="720" w:right="835" w:bottom="720" w:left="835" w:header="720" w:footer="720" w:gutter="0"/>
       <w:cols w:space="720"/>
       <w:docGrid w:linePitch="360"/>
     </w:sectPr>
@@ -620,19 +625,36 @@
       <w:pStyle w:val="Footer"/>
       <w:jc w:val="right"/>
     </w:pPr>
-    <w:r/>
     <w:r>
-      <w:rPr>
-        <w:color w:val="5D6874"/>
-        <w:sz w:val="16"/>
-      </w:rPr>
-      <w:t xml:space="preserve">credential_and_asset_setup.md   •   </w:t>
+      <w:t xml:space="preserve">Canonical source: credential_and_asset_setup.md    </w:t>
+    </w:r>
+    <w:r>
+      <w:t xml:space="preserve">Page </w:t>
+    </w:r>
+    <w:r>
       <w:fldChar w:fldCharType="begin"/>
-      <w:instrText xml:space="preserve"> PAGE </w:instrText>
+      <w:instrText xml:space="preserve">PAGE</w:instrText>
       <w:fldChar w:fldCharType="end"/>
     </w:r>
   </w:p>
 </w:ftr>
+</file>
+
+<file path=word/header1.xml><?xml version="1.0" encoding="utf-8"?>
+<w:hdr xmlns:m="http://schemas.openxmlformats.org/officeDocument/2006/math" xmlns:mc="http://schemas.openxmlformats.org/markup-compatibility/2006" xmlns:mo="http://schemas.microsoft.com/office/mac/office/2008/main" xmlns:mv="urn:schemas-microsoft-com:mac:vml" xmlns:o="urn:schemas-microsoft-com:office:office" xmlns:r="http://schemas.openxmlformats.org/officeDocument/2006/relationships" xmlns:v="urn:schemas-microsoft-com:vml" xmlns:w10="urn:schemas-microsoft-com:office:word" xmlns:w14="http://schemas.microsoft.com/office/word/2010/wordml" xmlns:w="http://schemas.openxmlformats.org/wordprocessingml/2006/main" xmlns:wne="http://schemas.microsoft.com/office/word/2006/wordml" xmlns:wp14="http://schemas.microsoft.com/office/word/2010/wordprocessingDrawing" xmlns:wp="http://schemas.openxmlformats.org/drawingml/2006/wordprocessingDrawing" xmlns:wpc="http://schemas.microsoft.com/office/word/2010/wordprocessingCanvas" xmlns:wpg="http://schemas.microsoft.com/office/word/2010/wordprocessingGroup" xmlns:wpi="http://schemas.microsoft.com/office/word/2010/wordprocessingInk" xmlns:wps="http://schemas.microsoft.com/office/word/2010/wordprocessingShape" mc:Ignorable="w14 wp14">
+  <w:p>
+    <w:pPr>
+      <w:pStyle w:val="Caption"/>
+    </w:pPr>
+    <w:r>
+      <w:rPr>
+        <w:color w:val="595959"/>
+        <w:sz w:val="15"/>
+      </w:rPr>
+      <w:t>JUST PEACHY  |  AUTOMATED SPEECH EVALUATION  |  CPU + CUDA OPERATIONS</w:t>
+    </w:r>
+  </w:p>
+</w:hdr>
 </file>
 
 <file path=word/numbering.xml><?xml version="1.0" encoding="utf-8"?>
@@ -999,12 +1021,11 @@
     <w:qFormat/>
     <w:rsid w:val="00FC693F"/>
     <w:pPr>
-      <w:spacing w:after="100" w:line="259" w:lineRule="auto"/>
+      <w:spacing w:after="40" w:line="240" w:lineRule="auto"/>
     </w:pPr>
     <w:rPr>
       <w:rFonts w:ascii="Aptos" w:hAnsi="Aptos"/>
-      <w:color w:val="1F2937"/>
-      <w:sz w:val="21"/>
+      <w:sz w:val="18"/>
     </w:rPr>
   </w:style>
   <w:style w:type="paragraph" w:styleId="Header">
@@ -1062,15 +1083,15 @@
     <w:pPr>
       <w:keepNext/>
       <w:keepLines/>
-      <w:spacing w:before="200" w:after="80"/>
+      <w:spacing w:before="100" w:after="40"/>
       <w:outlineLvl w:val="0"/>
     </w:pPr>
     <w:rPr>
       <w:rFonts w:asciiTheme="majorHAnsi" w:eastAsiaTheme="majorEastAsia" w:hAnsiTheme="majorHAnsi" w:cstheme="majorBidi" w:ascii="Aptos Display" w:hAnsi="Aptos Display"/>
       <w:b/>
       <w:bCs/>
-      <w:color w:val="1F4E79"/>
-      <w:sz w:val="30"/>
+      <w:color w:val="17365D"/>
+      <w:sz w:val="29"/>
       <w:szCs w:val="28"/>
     </w:rPr>
   </w:style>
@@ -1086,15 +1107,15 @@
     <w:pPr>
       <w:keepNext/>
       <w:keepLines/>
-      <w:spacing w:before="140" w:after="80"/>
+      <w:spacing w:before="100" w:after="40"/>
       <w:outlineLvl w:val="1"/>
     </w:pPr>
     <w:rPr>
       <w:rFonts w:asciiTheme="majorHAnsi" w:eastAsiaTheme="majorEastAsia" w:hAnsiTheme="majorHAnsi" w:cstheme="majorBidi" w:ascii="Aptos Display" w:hAnsi="Aptos Display"/>
       <w:b/>
       <w:bCs/>
-      <w:color w:val="1F4E79"/>
-      <w:sz w:val="25"/>
+      <w:color w:val="2F5597"/>
+      <w:sz w:val="23"/>
       <w:szCs w:val="26"/>
     </w:rPr>
   </w:style>
@@ -1110,15 +1131,15 @@
     <w:pPr>
       <w:keepNext/>
       <w:keepLines/>
-      <w:spacing w:before="140" w:after="80"/>
+      <w:spacing w:before="100" w:after="40"/>
       <w:outlineLvl w:val="2"/>
     </w:pPr>
     <w:rPr>
       <w:rFonts w:asciiTheme="majorHAnsi" w:eastAsiaTheme="majorEastAsia" w:hAnsiTheme="majorHAnsi" w:cstheme="majorBidi" w:ascii="Aptos Display" w:hAnsi="Aptos Display"/>
       <w:b/>
       <w:bCs/>
-      <w:color w:val="1F4E79"/>
-      <w:sz w:val="22"/>
+      <w:color w:val="365F91"/>
+      <w:sz w:val="20"/>
     </w:rPr>
   </w:style>
   <w:style w:type="paragraph" w:styleId="Heading4">
@@ -1349,19 +1370,20 @@
     <w:qFormat/>
     <w:rsid w:val="00FC693F"/>
     <w:pPr>
+      <w:keepNext/>
       <w:pBdr>
         <w:bottom w:val="single" w:sz="8" w:space="4" w:color="4F81BD" w:themeColor="accent1"/>
       </w:pBdr>
-      <w:spacing w:after="240" w:line="240" w:lineRule="auto"/>
+      <w:spacing w:after="40" w:line="240" w:lineRule="auto" w:before="100"/>
       <w:contextualSpacing/>
     </w:pPr>
     <w:rPr>
       <w:rFonts w:asciiTheme="majorHAnsi" w:eastAsiaTheme="majorEastAsia" w:hAnsiTheme="majorHAnsi" w:cstheme="majorBidi" w:ascii="Aptos Display" w:hAnsi="Aptos Display"/>
       <w:b/>
-      <w:color w:val="1F4E79"/>
+      <w:color w:val="17365D"/>
       <w:spacing w:val="5"/>
       <w:kern w:val="28"/>
-      <w:sz w:val="44"/>
+      <w:sz w:val="42"/>
       <w:szCs w:val="52"/>
     </w:rPr>
   </w:style>
@@ -12690,18 +12712,6 @@
         <w:shd w:val="clear" w:color="auto" w:fill="FBCAA2" w:themeFill="accent6" w:themeFillTint="7F"/>
       </w:tcPr>
     </w:tblStylePr>
-  </w:style>
-  <w:style w:type="paragraph" w:customStyle="1" w:styleId="CodeBlock">
-    <w:name w:val="Code Block"/>
-    <w:pPr>
-      <w:spacing w:before="60" w:after="120" w:line="240" w:lineRule="auto"/>
-      <w:ind w:left="173" w:right="173"/>
-    </w:pPr>
-    <w:rPr>
-      <w:rFonts w:ascii="Consolas" w:hAnsi="Consolas"/>
-      <w:color w:val="1F2937"/>
-      <w:sz w:val="17"/>
-    </w:rPr>
   </w:style>
 </w:styles>
 </file>
